--- a/01-6个主号内容创作/引流小号_发布文案/引流小号_第50-56篇.docx
+++ b/01-6个主号内容创作/引流小号_发布文案/引流小号_第50-56篇.docx
@@ -3,429 +3,535 @@
 <w:document xmlns:wpc="http://schemas.microsoft.com/office/word/2010/wordprocessingCanvas" xmlns:mo="http://schemas.microsoft.com/office/mac/office/2008/main" xmlns:mc="http://schemas.openxmlformats.org/markup-compatibility/2006" xmlns:mv="urn:schemas-microsoft-com:mac:vml" xmlns:o="urn:schemas-microsoft-com:office:office" xmlns:r="http://schemas.openxmlformats.org/officeDocument/2006/relationships" xmlns:m="http://schemas.openxmlformats.org/officeDocument/2006/math" xmlns:v="urn:schemas-microsoft-com:vml" xmlns:wp14="http://schemas.microsoft.com/office/word/2010/wordprocessingDrawing" xmlns:wp="http://schemas.openxmlformats.org/drawingml/2006/wordprocessingDrawing" xmlns:w10="urn:schemas-microsoft-com:office:word" xmlns:w="http://schemas.openxmlformats.org/wordprocessingml/2006/main" xmlns:w14="http://schemas.microsoft.com/office/word/2010/wordml" xmlns:wpg="http://schemas.microsoft.com/office/word/2010/wordprocessingGroup" xmlns:wpi="http://schemas.microsoft.com/office/word/2010/wordprocessingInk" xmlns:wne="http://schemas.microsoft.com/office/word/2006/wordml" xmlns:wps="http://schemas.microsoft.com/office/word/2010/wordprocessingShape" mc:Ignorable="w14 wp14">
   <w:body>
     <w:p>
-      <w:pPr>
-        <w:pStyle w:val="Title"/>
-      </w:pPr>
       <w:r>
-        <w:t>引流小号文案 第50-56篇</w:t>
+        <w:rPr>
+          <w:b/>
+          <w:sz w:val="28"/>
+        </w:rPr>
+        <w:t>第50篇</w:t>
       </w:r>
     </w:p>
     <w:p>
-      <w:pPr>
-        <w:pStyle w:val="Heading1"/>
-      </w:pPr>
       <w:r>
-        <w:t>50. 账号：14芳芳财会|沈小辉</w:t>
+        <w:rPr>
+          <w:sz w:val="24"/>
+        </w:rPr>
+        <w:t>信心满满报了网课📦</w:t>
+      </w:r>
+    </w:p>
+    <w:p>
+      <w:r>
+        <w:rPr>
+          <w:sz w:val="24"/>
+        </w:rPr>
+        <w:t>课程一直在列表里放着</w:t>
+      </w:r>
+    </w:p>
+    <w:p>
+      <w:r>
+        <w:rPr>
+          <w:sz w:val="24"/>
+        </w:rPr>
+        <w:t>进度0%，一节没看😶</w:t>
+      </w:r>
+    </w:p>
+    <w:p>
+      <w:r>
+        <w:rPr>
+          <w:sz w:val="24"/>
+        </w:rPr>
+      </w:r>
+    </w:p>
+    <w:p>
+      <w:r>
+        <w:rPr>
+          <w:sz w:val="24"/>
+        </w:rPr>
+        <w:t>后来翻开诗雨漫画笔记</w:t>
+      </w:r>
+    </w:p>
+    <w:p>
+      <w:r>
+        <w:rPr>
+          <w:sz w:val="24"/>
+        </w:rPr>
+        <w:t>不用打开APP，直接看就能学</w:t>
+      </w:r>
+    </w:p>
+    <w:p>
+      <w:r>
+        <w:rPr>
+          <w:sz w:val="24"/>
+        </w:rPr>
+        <w:t>#会计 #中级会计 #中级会计备考 #注会cpa #财会 #备考方法 #备考日记 #诗雨会计</w:t>
+      </w:r>
+    </w:p>
+    <w:p>
+      <w:r>
+        <w:br w:type="page"/>
       </w:r>
     </w:p>
     <w:p>
       <w:r>
         <w:rPr>
           <w:b/>
+          <w:sz w:val="28"/>
         </w:rPr>
-        <w:t>标题：</w:t>
-      </w:r>
-      <w:r>
-        <w:t>报了网课但一直囤着没去上</w:t>
-      </w:r>
-    </w:p>
-    <w:p/>
-    <w:p>
-      <w:r>
-        <w:t>正文：</w:t>
+        <w:t>第51篇</w:t>
       </w:r>
     </w:p>
     <w:p>
       <w:r>
-        <w:t>信心满满报了网课📦</w:t>
-        <w:br/>
-        <w:t>课程一直在列表里放着</w:t>
-        <w:br/>
-        <w:t>进度0%，一节没看😶</w:t>
-        <w:br/>
-        <w:br/>
-        <w:t>后来翻开诗雨漫画笔记</w:t>
-        <w:br/>
-        <w:t>不用打开APP，直接看就能学</w:t>
-      </w:r>
-    </w:p>
-    <w:p/>
-    <w:p>
-      <w:r>
-        <w:t>话题：</w:t>
-      </w:r>
-      <w:r>
-        <w:t>#会计 #中级会计 #中级会计备考 #注会cpa #财会 #备考方法 #备考日记 #诗雨会计</w:t>
+        <w:rPr>
+          <w:sz w:val="24"/>
+        </w:rPr>
+        <w:t>备考三个月⚖️</w:t>
       </w:r>
     </w:p>
     <w:p>
       <w:r>
-        <w:t>账号：14芳芳财会|沈小辉</w:t>
+        <w:rPr>
+          <w:sz w:val="24"/>
+        </w:rPr>
+        <w:t>体重涨了五斤</w:t>
       </w:r>
     </w:p>
     <w:p>
       <w:r>
-        <w:t>——————————————————————————————</w:t>
+        <w:rPr>
+          <w:sz w:val="24"/>
+        </w:rPr>
+        <w:t>朋友说：你不是在学习吗</w:t>
       </w:r>
     </w:p>
     <w:p>
-      <w:pPr>
-        <w:pStyle w:val="Heading1"/>
-      </w:pPr>
       <w:r>
-        <w:t>51. 账号：14芳芳财会|孙青5263</w:t>
+        <w:rPr>
+          <w:sz w:val="24"/>
+        </w:rPr>
+        <w:t>我：嗯，学习的同时也在吃😅</w:t>
+      </w:r>
+    </w:p>
+    <w:p>
+      <w:r>
+        <w:rPr>
+          <w:sz w:val="24"/>
+        </w:rPr>
+      </w:r>
+    </w:p>
+    <w:p>
+      <w:r>
+        <w:rPr>
+          <w:sz w:val="24"/>
+        </w:rPr>
+        <w:t>后来换成诗雨漫画笔记翻着学</w:t>
+      </w:r>
+    </w:p>
+    <w:p>
+      <w:r>
+        <w:rPr>
+          <w:sz w:val="24"/>
+        </w:rPr>
+        <w:t>没那么焦虑了，零食也吃少了</w:t>
+      </w:r>
+    </w:p>
+    <w:p>
+      <w:r>
+        <w:rPr>
+          <w:sz w:val="24"/>
+        </w:rPr>
+        <w:t>#会计 #中级会计 #中级会计备考 #注会cpa #财会 #备考日记 #备考焦虑 #诗雨会计</w:t>
+      </w:r>
+    </w:p>
+    <w:p>
+      <w:r>
+        <w:br w:type="page"/>
       </w:r>
     </w:p>
     <w:p>
       <w:r>
         <w:rPr>
           <w:b/>
+          <w:sz w:val="28"/>
         </w:rPr>
-        <w:t>标题：</w:t>
-      </w:r>
-      <w:r>
-        <w:t>备考三个月体重涨了五斤</w:t>
-      </w:r>
-    </w:p>
-    <w:p/>
-    <w:p>
-      <w:r>
-        <w:t>正文：</w:t>
+        <w:t>第52篇</w:t>
       </w:r>
     </w:p>
     <w:p>
       <w:r>
-        <w:t>备考三个月⚖️</w:t>
-        <w:br/>
-        <w:t>体重涨了五斤</w:t>
-        <w:br/>
-        <w:t>朋友说：你不是在学习吗</w:t>
-        <w:br/>
-        <w:t>我：嗯，学习的同时也在吃😅</w:t>
-        <w:br/>
-        <w:br/>
-        <w:t>后来换成诗雨漫画笔记翻着学</w:t>
-        <w:br/>
-        <w:t>没那么焦虑了，零食也吃少了</w:t>
-      </w:r>
-    </w:p>
-    <w:p/>
-    <w:p>
-      <w:r>
-        <w:t>话题：</w:t>
-      </w:r>
-      <w:r>
-        <w:t>#会计 #中级会计 #中级会计备考 #注会cpa #财会 #备考日记 #备考焦虑 #诗雨会计</w:t>
+        <w:rPr>
+          <w:sz w:val="24"/>
+        </w:rPr>
+        <w:t>笔记本买了好几本📓</w:t>
       </w:r>
     </w:p>
     <w:p>
       <w:r>
-        <w:t>账号：14芳芳财会|孙青5263</w:t>
+        <w:rPr>
+          <w:sz w:val="24"/>
+        </w:rPr>
+        <w:t>每一页都画得很精致</w:t>
       </w:r>
     </w:p>
     <w:p>
       <w:r>
-        <w:t>——————————————————————————————</w:t>
+        <w:rPr>
+          <w:sz w:val="24"/>
+        </w:rPr>
+        <w:t>配色、贴纸、手绘小图</w:t>
       </w:r>
     </w:p>
     <w:p>
-      <w:pPr>
-        <w:pStyle w:val="Heading1"/>
-      </w:pPr>
       <w:r>
-        <w:t>52. 账号：14芳芳财会|橙子学会计</w:t>
+        <w:rPr>
+          <w:sz w:val="24"/>
+        </w:rPr>
+      </w:r>
+    </w:p>
+    <w:p>
+      <w:r>
+        <w:rPr>
+          <w:sz w:val="24"/>
+        </w:rPr>
+        <w:t>做完就没翻过第二遍😶</w:t>
+      </w:r>
+    </w:p>
+    <w:p>
+      <w:r>
+        <w:rPr>
+          <w:sz w:val="24"/>
+        </w:rPr>
+      </w:r>
+    </w:p>
+    <w:p>
+      <w:r>
+        <w:rPr>
+          <w:sz w:val="24"/>
+        </w:rPr>
+        <w:t>后来用诗雨漫画笔记</w:t>
+      </w:r>
+    </w:p>
+    <w:p>
+      <w:r>
+        <w:rPr>
+          <w:sz w:val="24"/>
+        </w:rPr>
+        <w:t>不用自己画，省下时间真复习</w:t>
+      </w:r>
+    </w:p>
+    <w:p>
+      <w:r>
+        <w:rPr>
+          <w:sz w:val="24"/>
+        </w:rPr>
+        <w:t>#会计 #中级会计 #中级会计备考 #注会cpa #财会 #备考方法 #备考日记 #诗雨会计</w:t>
+      </w:r>
+    </w:p>
+    <w:p>
+      <w:r>
+        <w:br w:type="page"/>
       </w:r>
     </w:p>
     <w:p>
       <w:r>
         <w:rPr>
           <w:b/>
+          <w:sz w:val="28"/>
         </w:rPr>
-        <w:t>标题：</w:t>
-      </w:r>
-      <w:r>
-        <w:t>笔记做得很精美但只做了不复习</w:t>
-      </w:r>
-    </w:p>
-    <w:p/>
-    <w:p>
-      <w:r>
-        <w:t>正文：</w:t>
+        <w:t>第53篇</w:t>
       </w:r>
     </w:p>
     <w:p>
       <w:r>
-        <w:t>笔记本买了好几本📓</w:t>
-        <w:br/>
-        <w:t>每一页都画得很精致</w:t>
-        <w:br/>
-        <w:t>配色、贴纸、手绘小图</w:t>
-        <w:br/>
-        <w:br/>
-        <w:t>做完就没翻过第二遍😶</w:t>
-        <w:br/>
-        <w:br/>
-        <w:t>后来用诗雨漫画笔记</w:t>
-        <w:br/>
-        <w:t>不用自己画，省下时间真复习</w:t>
-      </w:r>
-    </w:p>
-    <w:p/>
-    <w:p>
-      <w:r>
-        <w:t>话题：</w:t>
-      </w:r>
-      <w:r>
-        <w:t>#会计 #中级会计 #中级会计备考 #注会cpa #财会 #备考方法 #备考日记 #诗雨会计</w:t>
+        <w:rPr>
+          <w:sz w:val="24"/>
+        </w:rPr>
+        <w:t>学着学着开始纠结🤔</w:t>
       </w:r>
     </w:p>
     <w:p>
       <w:r>
-        <w:t>账号：14芳芳财会|橙子学会计</w:t>
+        <w:rPr>
+          <w:sz w:val="24"/>
+        </w:rPr>
+        <w:t>要不要换个证书考</w:t>
       </w:r>
     </w:p>
     <w:p>
       <w:r>
-        <w:t>——————————————————————————————</w:t>
+        <w:rPr>
+          <w:sz w:val="24"/>
+        </w:rPr>
+        <w:t>听说那个更好就业</w:t>
       </w:r>
     </w:p>
     <w:p>
-      <w:pPr>
-        <w:pStyle w:val="Heading1"/>
-      </w:pPr>
       <w:r>
-        <w:t>53. 账号：14芳芳财会|新老婆</w:t>
+        <w:rPr>
+          <w:sz w:val="24"/>
+        </w:rPr>
+      </w:r>
+    </w:p>
+    <w:p>
+      <w:r>
+        <w:rPr>
+          <w:sz w:val="24"/>
+        </w:rPr>
+        <w:t>纠结了一周，啥都没学进去😶</w:t>
+      </w:r>
+    </w:p>
+    <w:p>
+      <w:r>
+        <w:rPr>
+          <w:sz w:val="24"/>
+        </w:rPr>
+      </w:r>
+    </w:p>
+    <w:p>
+      <w:r>
+        <w:rPr>
+          <w:sz w:val="24"/>
+        </w:rPr>
+        <w:t>回头还是把这本学完吧</w:t>
+      </w:r>
+    </w:p>
+    <w:p>
+      <w:r>
+        <w:rPr>
+          <w:sz w:val="24"/>
+        </w:rPr>
+        <w:t>诗雨漫画笔记翻得快，学完心里有底</w:t>
+      </w:r>
+    </w:p>
+    <w:p>
+      <w:r>
+        <w:rPr>
+          <w:sz w:val="24"/>
+        </w:rPr>
+        <w:t>#会计 #中级会计 #中级会计备考 #注会cpa #财会 #备考焦虑 #备考方法 #诗雨会计</w:t>
+      </w:r>
+    </w:p>
+    <w:p>
+      <w:r>
+        <w:br w:type="page"/>
       </w:r>
     </w:p>
     <w:p>
       <w:r>
         <w:rPr>
           <w:b/>
+          <w:sz w:val="28"/>
         </w:rPr>
-        <w:t>标题：</w:t>
-      </w:r>
-      <w:r>
-        <w:t>学到一半纠结要不要换个证书考</w:t>
-      </w:r>
-    </w:p>
-    <w:p/>
-    <w:p>
-      <w:r>
-        <w:t>正文：</w:t>
+        <w:t>第54篇</w:t>
       </w:r>
     </w:p>
     <w:p>
       <w:r>
-        <w:t>学着学着开始纠结🤔</w:t>
-        <w:br/>
-        <w:t>要不要换个证书考</w:t>
-        <w:br/>
-        <w:t>听说那个更好就业</w:t>
-        <w:br/>
-        <w:br/>
-        <w:t>纠结了一周，啥都没学进去😶</w:t>
-        <w:br/>
-        <w:br/>
-        <w:t>回头还是把这本学完吧</w:t>
-        <w:br/>
-        <w:t>诗雨漫画笔记翻得快，学完心里有底</w:t>
-      </w:r>
-    </w:p>
-    <w:p/>
-    <w:p>
-      <w:r>
-        <w:t>话题：</w:t>
-      </w:r>
-      <w:r>
-        <w:t>#会计 #中级会计 #中级会计备考 #注会cpa #财会 #备考焦虑 #备考方法 #诗雨会计</w:t>
+        <w:rPr>
+          <w:sz w:val="24"/>
+        </w:rPr>
+        <w:t>群里都说这章很简单✅</w:t>
       </w:r>
     </w:p>
     <w:p>
       <w:r>
-        <w:t>账号：14芳芳财会|新老婆</w:t>
+        <w:rPr>
+          <w:sz w:val="24"/>
+        </w:rPr>
+        <w:t>我看了一天没懂</w:t>
       </w:r>
     </w:p>
     <w:p>
       <w:r>
-        <w:t>——————————————————————————————</w:t>
+        <w:rPr>
+          <w:sz w:val="24"/>
+        </w:rPr>
+        <w:t>第二天接着看，还没懂</w:t>
       </w:r>
     </w:p>
     <w:p>
-      <w:pPr>
-        <w:pStyle w:val="Heading1"/>
-      </w:pPr>
       <w:r>
-        <w:t>54. 账号：14芳芳财会|孙玲小红书</w:t>
+        <w:rPr>
+          <w:sz w:val="24"/>
+        </w:rPr>
+        <w:t>第三天：开始怀疑自己😮‍💨</w:t>
+      </w:r>
+    </w:p>
+    <w:p>
+      <w:r>
+        <w:rPr>
+          <w:sz w:val="24"/>
+        </w:rPr>
+      </w:r>
+    </w:p>
+    <w:p>
+      <w:r>
+        <w:rPr>
+          <w:sz w:val="24"/>
+        </w:rPr>
+        <w:t>后来换成诗雨漫画笔记看图</w:t>
+      </w:r>
+    </w:p>
+    <w:p>
+      <w:r>
+        <w:rPr>
+          <w:sz w:val="24"/>
+        </w:rPr>
+        <w:t>原来这章真没那么难</w:t>
+      </w:r>
+    </w:p>
+    <w:p>
+      <w:r>
+        <w:rPr>
+          <w:sz w:val="24"/>
+        </w:rPr>
+        <w:t>#会计 #中级会计 #中级会计备考 #注会cpa #财会 #备考方法 #备考焦虑 #诗雨会计</w:t>
+      </w:r>
+    </w:p>
+    <w:p>
+      <w:r>
+        <w:br w:type="page"/>
       </w:r>
     </w:p>
     <w:p>
       <w:r>
         <w:rPr>
           <w:b/>
+          <w:sz w:val="28"/>
         </w:rPr>
-        <w:t>标题：</w:t>
-      </w:r>
-      <w:r>
-        <w:t>别人说简单的章节我看了好几天</w:t>
-      </w:r>
-    </w:p>
-    <w:p/>
-    <w:p>
-      <w:r>
-        <w:t>正文：</w:t>
+        <w:t>第55篇</w:t>
       </w:r>
     </w:p>
     <w:p>
       <w:r>
-        <w:t>群里都说这章很简单✅</w:t>
-        <w:br/>
-        <w:t>我看了一天没懂</w:t>
-        <w:br/>
-        <w:t>第二天接着看，还没懂</w:t>
-        <w:br/>
-        <w:t>第三天：开始怀疑自己😮‍💨</w:t>
-        <w:br/>
-        <w:br/>
-        <w:t>后来换成诗雨漫画笔记看图</w:t>
-        <w:br/>
-        <w:t>原来这章真没那么难</w:t>
-      </w:r>
-    </w:p>
-    <w:p/>
-    <w:p>
-      <w:r>
-        <w:t>话题：</w:t>
-      </w:r>
-      <w:r>
-        <w:t>#会计 #中级会计 #中级会计备考 #注会cpa #财会 #备考方法 #备考焦虑 #诗雨会计</w:t>
+        <w:rPr>
+          <w:sz w:val="24"/>
+        </w:rPr>
+        <w:t>怕起不来特意定了十个闹钟⏰</w:t>
       </w:r>
     </w:p>
     <w:p>
       <w:r>
-        <w:t>账号：14芳芳财会|孙玲小红书</w:t>
+        <w:rPr>
+          <w:sz w:val="24"/>
+        </w:rPr>
+        <w:t>第一个：关掉接着睡</w:t>
       </w:r>
     </w:p>
     <w:p>
       <w:r>
-        <w:t>——————————————————————————————</w:t>
+        <w:rPr>
+          <w:sz w:val="24"/>
+        </w:rPr>
+        <w:t>第十个：直接睡到自然醒😴</w:t>
       </w:r>
     </w:p>
     <w:p>
-      <w:pPr>
-        <w:pStyle w:val="Heading1"/>
-      </w:pPr>
       <w:r>
-        <w:t>55. 账号：14芳芳财会|爹爹</w:t>
+        <w:rPr>
+          <w:sz w:val="24"/>
+        </w:rPr>
+      </w:r>
+    </w:p>
+    <w:p>
+      <w:r>
+        <w:rPr>
+          <w:sz w:val="24"/>
+        </w:rPr>
+        <w:t>后来把诗雨漫画笔记放枕头边</w:t>
+      </w:r>
+    </w:p>
+    <w:p>
+      <w:r>
+        <w:rPr>
+          <w:sz w:val="24"/>
+        </w:rPr>
+        <w:t>醒了眼睛一睁就能翻两页</w:t>
+      </w:r>
+    </w:p>
+    <w:p>
+      <w:r>
+        <w:rPr>
+          <w:sz w:val="24"/>
+        </w:rPr>
+        <w:t>#会计 #中级会计 #中级会计备考 #注会cpa #财会 #备考日记 #备考方法 #诗雨会计</w:t>
+      </w:r>
+    </w:p>
+    <w:p>
+      <w:r>
+        <w:br w:type="page"/>
       </w:r>
     </w:p>
     <w:p>
       <w:r>
         <w:rPr>
           <w:b/>
+          <w:sz w:val="28"/>
         </w:rPr>
-        <w:t>标题：</w:t>
-      </w:r>
-      <w:r>
-        <w:t>定了十个闹钟提醒学习一个没起来</w:t>
-      </w:r>
-    </w:p>
-    <w:p/>
-    <w:p>
-      <w:r>
-        <w:t>正文：</w:t>
-      </w:r>
-    </w:p>
-    <w:p>
-      <w:r>
-        <w:t>怕起不来特意定了十个闹钟⏰</w:t>
-        <w:br/>
-        <w:t>第一个：关掉接着睡</w:t>
-        <w:br/>
-        <w:t>第十个：直接睡到自然醒😴</w:t>
-        <w:br/>
-        <w:br/>
-        <w:t>后来把诗雨漫画笔记放枕头边</w:t>
-        <w:br/>
-        <w:t>醒了眼睛一睁就能翻两页</w:t>
-      </w:r>
-    </w:p>
-    <w:p/>
-    <w:p>
-      <w:r>
-        <w:t>话题：</w:t>
-      </w:r>
-      <w:r>
-        <w:t>#会计 #中级会计 #中级会计备考 #注会cpa #财会 #备考日记 #备考方法 #诗雨会计</w:t>
-      </w:r>
-    </w:p>
-    <w:p>
-      <w:r>
-        <w:t>账号：14芳芳财会|爹爹</w:t>
-      </w:r>
-    </w:p>
-    <w:p>
-      <w:r>
-        <w:t>——————————————————————————————</w:t>
-      </w:r>
-    </w:p>
-    <w:p>
-      <w:pPr>
-        <w:pStyle w:val="Heading1"/>
-      </w:pPr>
-      <w:r>
-        <w:t>56. 账号：14芳芳财会|张菊香</w:t>
+        <w:t>第56篇</w:t>
       </w:r>
     </w:p>
     <w:p>
       <w:r>
         <w:rPr>
-          <w:b/>
+          <w:sz w:val="24"/>
         </w:rPr>
-        <w:t>标题：</w:t>
-      </w:r>
-      <w:r>
-        <w:t>拉了备考群最后变成纯聊天群</w:t>
-      </w:r>
-    </w:p>
-    <w:p/>
-    <w:p>
-      <w:r>
-        <w:t>正文：</w:t>
+        <w:t>组建了备考群互相监督📣</w:t>
       </w:r>
     </w:p>
     <w:p>
       <w:r>
-        <w:t>组建了备考群互相监督📣</w:t>
-        <w:br/>
+        <w:rPr>
+          <w:sz w:val="24"/>
+        </w:rPr>
         <w:t>第一天：打卡积极</w:t>
-        <w:br/>
-        <w:t>第一周：开始聊八卦</w:t>
-        <w:br/>
-        <w:t>现在：纯水群，没人提学习😅</w:t>
-        <w:br/>
-        <w:br/>
-        <w:t>自己倒是没断</w:t>
-        <w:br/>
-        <w:t>配着诗雨漫画笔记自己学完了</w:t>
-      </w:r>
-    </w:p>
-    <w:p/>
-    <w:p>
-      <w:r>
-        <w:t>话题：</w:t>
-      </w:r>
-      <w:r>
-        <w:t>#会计 #中级会计 #中级会计备考 #注会cpa #财会 #备考日记 #备考焦虑 #诗雨会计</w:t>
       </w:r>
     </w:p>
     <w:p>
       <w:r>
-        <w:t>账号：14芳芳财会|张菊香</w:t>
+        <w:rPr>
+          <w:sz w:val="24"/>
+        </w:rPr>
+        <w:t>第一周：开始聊八卦</w:t>
       </w:r>
     </w:p>
     <w:p>
       <w:r>
-        <w:t>——————————————————————————————</w:t>
+        <w:rPr>
+          <w:sz w:val="24"/>
+        </w:rPr>
+        <w:t>现在：纯水群，没人提学习😅</w:t>
+      </w:r>
+    </w:p>
+    <w:p>
+      <w:r>
+        <w:rPr>
+          <w:sz w:val="24"/>
+        </w:rPr>
+      </w:r>
+    </w:p>
+    <w:p>
+      <w:r>
+        <w:rPr>
+          <w:sz w:val="24"/>
+        </w:rPr>
+        <w:t>自己倒是没断</w:t>
+      </w:r>
+    </w:p>
+    <w:p>
+      <w:r>
+        <w:rPr>
+          <w:sz w:val="24"/>
+        </w:rPr>
+        <w:t>配着诗雨漫画笔记自己学完了</w:t>
+      </w:r>
+    </w:p>
+    <w:p>
+      <w:r>
+        <w:rPr>
+          <w:sz w:val="24"/>
+        </w:rPr>
+        <w:t>#会计 #中级会计 #中级会计备考 #注会cpa #财会 #备考日记 #备考焦虑 #诗雨会计</w:t>
       </w:r>
     </w:p>
     <w:sectPr>

--- a/01-6个主号内容创作/引流小号_发布文案/引流小号_第50-56篇.docx
+++ b/01-6个主号内容创作/引流小号_发布文案/引流小号_第50-56篇.docx
@@ -63,7 +63,7 @@
         <w:rPr>
           <w:sz w:val="24"/>
         </w:rPr>
-        <w:t>#会计 #中级会计 #中级会计备考 #注会cpa #财会 #备考方法 #备考日记 #诗雨会计</w:t>
+        <w:t>#会计 #中级会计 #中级会计备考 #注会cpa #备考方法 #诗雨会计</w:t>
       </w:r>
     </w:p>
     <w:p>
@@ -140,7 +140,7 @@
         <w:rPr>
           <w:sz w:val="24"/>
         </w:rPr>
-        <w:t>#会计 #中级会计 #中级会计备考 #注会cpa #财会 #备考日记 #备考焦虑 #诗雨会计</w:t>
+        <w:t>#会计 #中级会计 #中级会计备考 #注会cpa #备考焦虑 #诗雨会计</w:t>
       </w:r>
     </w:p>
     <w:p>
@@ -224,7 +224,7 @@
         <w:rPr>
           <w:sz w:val="24"/>
         </w:rPr>
-        <w:t>#会计 #中级会计 #中级会计备考 #注会cpa #财会 #备考方法 #备考日记 #诗雨会计</w:t>
+        <w:t>#会计 #中级会计 #中级会计备考 #注会cpa #备考方法 #诗雨会计</w:t>
       </w:r>
     </w:p>
     <w:p>
@@ -308,7 +308,7 @@
         <w:rPr>
           <w:sz w:val="24"/>
         </w:rPr>
-        <w:t>#会计 #中级会计 #中级会计备考 #注会cpa #财会 #备考焦虑 #备考方法 #诗雨会计</w:t>
+        <w:t>#会计 #中级会计 #中级会计备考 #注会cpa #备考焦虑 #备考方法 #诗雨会计</w:t>
       </w:r>
     </w:p>
     <w:p>
@@ -385,7 +385,7 @@
         <w:rPr>
           <w:sz w:val="24"/>
         </w:rPr>
-        <w:t>#会计 #中级会计 #中级会计备考 #注会cpa #财会 #备考方法 #备考焦虑 #诗雨会计</w:t>
+        <w:t>#会计 #中级会计 #中级会计备考 #注会cpa #备考方法 #备考焦虑 #诗雨会计</w:t>
       </w:r>
     </w:p>
     <w:p>
@@ -454,7 +454,7 @@
         <w:rPr>
           <w:sz w:val="24"/>
         </w:rPr>
-        <w:t>#会计 #中级会计 #中级会计备考 #注会cpa #财会 #备考日记 #备考方法 #诗雨会计</w:t>
+        <w:t>#会计 #中级会计 #中级会计备考 #注会cpa #备考方法 #诗雨会计</w:t>
       </w:r>
     </w:p>
     <w:p>
@@ -531,7 +531,7 @@
         <w:rPr>
           <w:sz w:val="24"/>
         </w:rPr>
-        <w:t>#会计 #中级会计 #中级会计备考 #注会cpa #财会 #备考日记 #备考焦虑 #诗雨会计</w:t>
+        <w:t>#会计 #中级会计 #中级会计备考 #注会cpa #备考焦虑 #诗雨会计</w:t>
       </w:r>
     </w:p>
     <w:sectPr>
